--- a/Tailored_CVs/Shinoy_Gaming_Laboratories_International__LLC_Technical_Services_Specialist___Math.docx
+++ b/Tailored_CVs/Shinoy_Gaming_Laboratories_International__LLC_Technical_Services_Specialist___Math.docx
@@ -70,7 +70,7 @@
           <w:b w:val="0"/>
           <w:sz w:val="19"/>
         </w:rPr>
-        <w:t>I am a QA engineer with over 8 years of experience in testing software applications, managing quality reviews, and verifying requirements for financial and technical clients. My background includes performing detailed documentation checks, validating test evidence, and utilizing tools like Gemini Code Assist to streamline review tasks. I hold a valid EU residence permit and am based locally in Amstelveen, ready to start immediately.</w:t>
+        <w:t>I am a QA Automation Engineer with over 8 years of experience in testing, quality reviews, and meticulous documentation for regulated financial systems. I have a strong background in executing detailed requirement reviews, verifying technical deliverables, and ensuring strict data integrity. Having recently relocated to the Netherlands with a valid EU residence permit, I am ready to bring my attention to detail to the team at Gaming Laboratories International.</w:t>
       </w:r>
     </w:p>
     <w:p>
@@ -288,7 +288,7 @@
           <w:b w:val="0"/>
           <w:sz w:val="18"/>
         </w:rPr>
-        <w:t>▸ Performed detailed quality reviews on testing evidence, documentation, and audit materials to ensure strict adherence to project requirements.</w:t>
+        <w:t>▸ Performed detailed quality reviews on testing evidence, technical documentation, and audit materials to ensure accuracy and compliance.</w:t>
       </w:r>
     </w:p>
     <w:p>
@@ -301,7 +301,7 @@
           <w:b w:val="0"/>
           <w:sz w:val="18"/>
         </w:rPr>
-        <w:t>▸ Created and modified project tasks and documentation within internal systems while verifying game descriptions and deliverables against specifications.</w:t>
+        <w:t>▸ Verified software and hardware components against specific jurisdictional requirements to ensure they met all necessary standards.</w:t>
       </w:r>
     </w:p>
     <w:p>
@@ -314,7 +314,7 @@
           <w:b w:val="0"/>
           <w:sz w:val="18"/>
         </w:rPr>
-        <w:t>▸ Collaborated with crossfunctional teams to identify common mistakes, track issues, and document review results clearly for internal groups.</w:t>
+        <w:t>▸ Documented review results and communicated issues clearly to internal groups and stakeholders.</w:t>
       </w:r>
     </w:p>
     <w:p>
@@ -327,7 +327,7 @@
           <w:b w:val="0"/>
           <w:sz w:val="18"/>
         </w:rPr>
-        <w:t>▸ Streamlined complex test generation and documentation workflows utilizing AI tools like Gemini Code Assist to improve review efficiency.</w:t>
+        <w:t>▸ Executed reporting queries and monitored key metrics to support project tracking and team efficiency.</w:t>
       </w:r>
     </w:p>
     <w:p>
